--- a/Requisitos/CSU11 - Manter Categoria.docx
+++ b/Requisitos/CSU11 - Manter Categoria.docx
@@ -1,6 +1,6 @@
 
 <file path=word/document.xml><?xml version="1.0" encoding="utf-8"?>
-<w:document xmlns:wpc="http://schemas.microsoft.com/office/word/2010/wordprocessingCanvas" xmlns:cx="http://schemas.microsoft.com/office/drawing/2014/chartex" xmlns:cx1="http://schemas.microsoft.com/office/drawing/2015/9/8/chartex" xmlns:cx2="http://schemas.microsoft.com/office/drawing/2015/10/21/chartex" xmlns:cx3="http://schemas.microsoft.com/office/drawing/2016/5/9/chartex" xmlns:cx4="http://schemas.microsoft.com/office/drawing/2016/5/10/chartex" xmlns:cx5="http://schemas.microsoft.com/office/drawing/2016/5/11/chartex" xmlns:cx6="http://schemas.microsoft.com/office/drawing/2016/5/12/chartex" xmlns:cx7="http://schemas.microsoft.com/office/drawing/2016/5/13/chartex" xmlns:cx8="http://schemas.microsoft.com/office/drawing/2016/5/14/chartex" xmlns:mc="http://schemas.openxmlformats.org/markup-compatibility/2006" xmlns:aink="http://schemas.microsoft.com/office/drawing/2016/ink" xmlns:am3d="http://schemas.microsoft.com/office/drawing/2017/model3d" xmlns:o="urn:schemas-microsoft-com:office:office" xmlns:r="http://schemas.openxmlformats.org/officeDocument/2006/relationships" xmlns:m="http://schemas.openxmlformats.org/officeDocument/2006/math" xmlns:v="urn:schemas-microsoft-com:vml" xmlns:wp14="http://schemas.microsoft.com/office/word/2010/wordprocessingDrawing" xmlns:wp="http://schemas.openxmlformats.org/drawingml/2006/wordprocessingDrawing" xmlns:w10="urn:schemas-microsoft-com:office:word" xmlns:w="http://schemas.openxmlformats.org/wordprocessingml/2006/main" xmlns:w14="http://schemas.microsoft.com/office/word/2010/wordml" xmlns:w15="http://schemas.microsoft.com/office/word/2012/wordml" xmlns:w16cex="http://schemas.microsoft.com/office/word/2018/wordml/cex" xmlns:w16cid="http://schemas.microsoft.com/office/word/2016/wordml/cid" xmlns:w16="http://schemas.microsoft.com/office/word/2018/wordml" xmlns:w16se="http://schemas.microsoft.com/office/word/2015/wordml/symex" xmlns:wpg="http://schemas.microsoft.com/office/word/2010/wordprocessingGroup" xmlns:wpi="http://schemas.microsoft.com/office/word/2010/wordprocessingInk" xmlns:wne="http://schemas.microsoft.com/office/word/2006/wordml" xmlns:wps="http://schemas.microsoft.com/office/word/2010/wordprocessingShape" mc:Ignorable="w14 w15 w16se w16cid w16 w16cex wp14">
+<w:document xmlns:wpc="http://schemas.microsoft.com/office/word/2010/wordprocessingCanvas" xmlns:cx="http://schemas.microsoft.com/office/drawing/2014/chartex" xmlns:cx1="http://schemas.microsoft.com/office/drawing/2015/9/8/chartex" xmlns:cx2="http://schemas.microsoft.com/office/drawing/2015/10/21/chartex" xmlns:cx3="http://schemas.microsoft.com/office/drawing/2016/5/9/chartex" xmlns:cx4="http://schemas.microsoft.com/office/drawing/2016/5/10/chartex" xmlns:cx5="http://schemas.microsoft.com/office/drawing/2016/5/11/chartex" xmlns:cx6="http://schemas.microsoft.com/office/drawing/2016/5/12/chartex" xmlns:cx7="http://schemas.microsoft.com/office/drawing/2016/5/13/chartex" xmlns:cx8="http://schemas.microsoft.com/office/drawing/2016/5/14/chartex" xmlns:mc="http://schemas.openxmlformats.org/markup-compatibility/2006" xmlns:aink="http://schemas.microsoft.com/office/drawing/2016/ink" xmlns:am3d="http://schemas.microsoft.com/office/drawing/2017/model3d" xmlns:o="urn:schemas-microsoft-com:office:office" xmlns:oel="http://schemas.microsoft.com/office/2019/extlst" xmlns:r="http://schemas.openxmlformats.org/officeDocument/2006/relationships" xmlns:m="http://schemas.openxmlformats.org/officeDocument/2006/math" xmlns:v="urn:schemas-microsoft-com:vml" xmlns:wp14="http://schemas.microsoft.com/office/word/2010/wordprocessingDrawing" xmlns:wp="http://schemas.openxmlformats.org/drawingml/2006/wordprocessingDrawing" xmlns:w10="urn:schemas-microsoft-com:office:word" xmlns:w="http://schemas.openxmlformats.org/wordprocessingml/2006/main" xmlns:w14="http://schemas.microsoft.com/office/word/2010/wordml" xmlns:w15="http://schemas.microsoft.com/office/word/2012/wordml" xmlns:w16cex="http://schemas.microsoft.com/office/word/2018/wordml/cex" xmlns:w16cid="http://schemas.microsoft.com/office/word/2016/wordml/cid" xmlns:w16="http://schemas.microsoft.com/office/word/2018/wordml" xmlns:w16du="http://schemas.microsoft.com/office/word/2023/wordml/word16du" xmlns:w16sdtdh="http://schemas.microsoft.com/office/word/2020/wordml/sdtdatahash" xmlns:w16sdtfl="http://schemas.microsoft.com/office/word/2024/wordml/sdtformatlock" xmlns:w16se="http://schemas.microsoft.com/office/word/2015/wordml/symex" xmlns:wpg="http://schemas.microsoft.com/office/word/2010/wordprocessingGroup" xmlns:wpi="http://schemas.microsoft.com/office/word/2010/wordprocessingInk" xmlns:wne="http://schemas.microsoft.com/office/word/2006/wordml" xmlns:wps="http://schemas.microsoft.com/office/word/2010/wordprocessingShape" mc:Ignorable="w14 w15 w16se w16cid w16 w16cex w16sdtdh w16sdtfl w16du wp14">
   <w:body>
     <w:p>
       <w:pPr>
@@ -87,7 +87,6 @@
               <w:bottom w:val="single" w:sz="4" w:space="0" w:color="000000"/>
               <w:right w:val="single" w:sz="4" w:space="0" w:color="000000"/>
             </w:tcBorders>
-            <w:shd w:val="clear" w:color="auto" w:fill="auto"/>
           </w:tcPr>
           <w:p>
             <w:r>
@@ -109,7 +108,6 @@
               <w:bottom w:val="single" w:sz="4" w:space="0" w:color="000000"/>
               <w:right w:val="single" w:sz="4" w:space="0" w:color="000000"/>
             </w:tcBorders>
-            <w:shd w:val="clear" w:color="auto" w:fill="auto"/>
           </w:tcPr>
           <w:p>
             <w:pPr>
@@ -141,7 +139,6 @@
               <w:bottom w:val="single" w:sz="4" w:space="0" w:color="000000"/>
               <w:right w:val="single" w:sz="4" w:space="0" w:color="000000"/>
             </w:tcBorders>
-            <w:shd w:val="clear" w:color="auto" w:fill="auto"/>
           </w:tcPr>
           <w:p>
             <w:r>
@@ -163,7 +160,6 @@
               <w:bottom w:val="single" w:sz="4" w:space="0" w:color="000000"/>
               <w:right w:val="single" w:sz="4" w:space="0" w:color="000000"/>
             </w:tcBorders>
-            <w:shd w:val="clear" w:color="auto" w:fill="auto"/>
           </w:tcPr>
           <w:p>
             <w:r>
@@ -186,7 +182,6 @@
               <w:bottom w:val="single" w:sz="4" w:space="0" w:color="000000"/>
               <w:right w:val="single" w:sz="4" w:space="0" w:color="000000"/>
             </w:tcBorders>
-            <w:shd w:val="clear" w:color="auto" w:fill="auto"/>
           </w:tcPr>
           <w:p>
             <w:r>
@@ -208,7 +203,6 @@
               <w:bottom w:val="single" w:sz="4" w:space="0" w:color="000000"/>
               <w:right w:val="single" w:sz="4" w:space="0" w:color="000000"/>
             </w:tcBorders>
-            <w:shd w:val="clear" w:color="auto" w:fill="auto"/>
           </w:tcPr>
           <w:p>
             <w:r>
@@ -231,7 +225,6 @@
               <w:bottom w:val="single" w:sz="4" w:space="0" w:color="000000"/>
               <w:right w:val="single" w:sz="4" w:space="0" w:color="000000"/>
             </w:tcBorders>
-            <w:shd w:val="clear" w:color="auto" w:fill="auto"/>
           </w:tcPr>
           <w:p>
             <w:r>
@@ -253,7 +246,6 @@
               <w:bottom w:val="single" w:sz="4" w:space="0" w:color="000000"/>
               <w:right w:val="single" w:sz="4" w:space="0" w:color="000000"/>
             </w:tcBorders>
-            <w:shd w:val="clear" w:color="auto" w:fill="auto"/>
           </w:tcPr>
           <w:p>
             <w:r>
@@ -276,7 +268,6 @@
               <w:bottom w:val="single" w:sz="4" w:space="0" w:color="000000"/>
               <w:right w:val="single" w:sz="4" w:space="0" w:color="000000"/>
             </w:tcBorders>
-            <w:shd w:val="clear" w:color="auto" w:fill="auto"/>
           </w:tcPr>
           <w:p>
             <w:r>
@@ -298,7 +289,6 @@
               <w:bottom w:val="single" w:sz="4" w:space="0" w:color="000000"/>
               <w:right w:val="single" w:sz="4" w:space="0" w:color="000000"/>
             </w:tcBorders>
-            <w:shd w:val="clear" w:color="auto" w:fill="auto"/>
           </w:tcPr>
           <w:p>
             <w:r>
@@ -337,7 +327,6 @@
               <w:bottom w:val="single" w:sz="4" w:space="0" w:color="000000"/>
               <w:right w:val="single" w:sz="4" w:space="0" w:color="000000"/>
             </w:tcBorders>
-            <w:shd w:val="clear" w:color="auto" w:fill="auto"/>
           </w:tcPr>
           <w:p>
             <w:r>
@@ -359,7 +348,6 @@
               <w:bottom w:val="single" w:sz="4" w:space="0" w:color="000000"/>
               <w:right w:val="single" w:sz="4" w:space="0" w:color="000000"/>
             </w:tcBorders>
-            <w:shd w:val="clear" w:color="auto" w:fill="auto"/>
           </w:tcPr>
           <w:p>
             <w:r>
@@ -387,7 +375,6 @@
               <w:bottom w:val="single" w:sz="4" w:space="0" w:color="000000"/>
               <w:right w:val="single" w:sz="4" w:space="0" w:color="000000"/>
             </w:tcBorders>
-            <w:shd w:val="clear" w:color="auto" w:fill="auto"/>
           </w:tcPr>
           <w:p>
             <w:pPr>
@@ -422,7 +409,6 @@
               <w:bottom w:val="single" w:sz="4" w:space="0" w:color="000000"/>
               <w:right w:val="single" w:sz="4" w:space="0" w:color="000000"/>
             </w:tcBorders>
-            <w:shd w:val="clear" w:color="auto" w:fill="auto"/>
           </w:tcPr>
           <w:p>
             <w:pPr>
@@ -608,7 +594,6 @@
               <w:bottom w:val="single" w:sz="4" w:space="0" w:color="000000"/>
               <w:right w:val="single" w:sz="4" w:space="0" w:color="000000"/>
             </w:tcBorders>
-            <w:shd w:val="clear" w:color="auto" w:fill="auto"/>
           </w:tcPr>
           <w:p>
             <w:pPr>
@@ -643,7 +628,6 @@
               <w:bottom w:val="single" w:sz="4" w:space="0" w:color="000000"/>
               <w:right w:val="single" w:sz="4" w:space="0" w:color="000000"/>
             </w:tcBorders>
-            <w:shd w:val="clear" w:color="auto" w:fill="auto"/>
           </w:tcPr>
           <w:p>
             <w:pPr>
@@ -768,7 +752,6 @@
               <w:bottom w:val="single" w:sz="4" w:space="0" w:color="000000"/>
               <w:right w:val="single" w:sz="4" w:space="0" w:color="000000"/>
             </w:tcBorders>
-            <w:shd w:val="clear" w:color="auto" w:fill="auto"/>
           </w:tcPr>
           <w:p>
             <w:r>
@@ -790,7 +773,6 @@
               <w:bottom w:val="single" w:sz="4" w:space="0" w:color="000000"/>
               <w:right w:val="single" w:sz="4" w:space="0" w:color="000000"/>
             </w:tcBorders>
-            <w:shd w:val="clear" w:color="auto" w:fill="auto"/>
           </w:tcPr>
           <w:p>
             <w:r>
@@ -817,7 +799,6 @@
               <w:bottom w:val="single" w:sz="4" w:space="0" w:color="000000"/>
               <w:right w:val="single" w:sz="4" w:space="0" w:color="000000"/>
             </w:tcBorders>
-            <w:shd w:val="clear" w:color="auto" w:fill="auto"/>
           </w:tcPr>
           <w:p>
             <w:pPr>
@@ -852,7 +833,6 @@
               <w:bottom w:val="single" w:sz="4" w:space="0" w:color="000000"/>
               <w:right w:val="single" w:sz="4" w:space="0" w:color="000000"/>
             </w:tcBorders>
-            <w:shd w:val="clear" w:color="auto" w:fill="auto"/>
           </w:tcPr>
           <w:p>
             <w:pPr>
@@ -1010,7 +990,6 @@
               <w:bottom w:val="single" w:sz="4" w:space="0" w:color="000000"/>
               <w:right w:val="single" w:sz="4" w:space="0" w:color="000000"/>
             </w:tcBorders>
-            <w:shd w:val="clear" w:color="auto" w:fill="auto"/>
           </w:tcPr>
           <w:p>
             <w:pPr>
@@ -1048,7 +1027,6 @@
               <w:bottom w:val="single" w:sz="4" w:space="0" w:color="000000"/>
               <w:right w:val="single" w:sz="4" w:space="0" w:color="000000"/>
             </w:tcBorders>
-            <w:shd w:val="clear" w:color="auto" w:fill="auto"/>
           </w:tcPr>
           <w:p>
             <w:pPr>
@@ -1098,6 +1076,222 @@
                 <w:szCs w:val="28"/>
               </w:rPr>
               <w:t>)</w:t>
+            </w:r>
+          </w:p>
+        </w:tc>
+      </w:tr>
+      <w:tr>
+        <w:trPr>
+          <w:trHeight w:val="450"/>
+        </w:trPr>
+        <w:tc>
+          <w:tcPr>
+            <w:tcW w:w="10330" w:type="dxa"/>
+            <w:gridSpan w:val="2"/>
+            <w:tcBorders>
+              <w:top w:val="single" w:sz="4" w:space="0" w:color="000000"/>
+              <w:left w:val="single" w:sz="4" w:space="0" w:color="000000"/>
+              <w:bottom w:val="single" w:sz="4" w:space="0" w:color="000000"/>
+              <w:right w:val="single" w:sz="4" w:space="0" w:color="000000"/>
+            </w:tcBorders>
+          </w:tcPr>
+          <w:p>
+            <w:pPr>
+              <w:tabs>
+                <w:tab w:val="left" w:pos="360"/>
+              </w:tabs>
+              <w:jc w:val="center"/>
+              <w:rPr>
+                <w:b/>
+                <w:sz w:val="28"/>
+                <w:szCs w:val="28"/>
+              </w:rPr>
+            </w:pPr>
+            <w:r>
+              <w:rPr>
+                <w:b/>
+                <w:sz w:val="28"/>
+                <w:szCs w:val="28"/>
+              </w:rPr>
+              <w:t>Fluxo de Exceção</w:t>
+            </w:r>
+          </w:p>
+        </w:tc>
+      </w:tr>
+      <w:tr>
+        <w:trPr>
+          <w:trHeight w:val="450"/>
+        </w:trPr>
+        <w:tc>
+          <w:tcPr>
+            <w:tcW w:w="10330" w:type="dxa"/>
+            <w:gridSpan w:val="2"/>
+            <w:tcBorders>
+              <w:top w:val="single" w:sz="4" w:space="0" w:color="000000"/>
+              <w:left w:val="single" w:sz="4" w:space="0" w:color="000000"/>
+              <w:bottom w:val="single" w:sz="4" w:space="0" w:color="000000"/>
+              <w:right w:val="single" w:sz="4" w:space="0" w:color="000000"/>
+            </w:tcBorders>
+          </w:tcPr>
+          <w:p>
+            <w:pPr>
+              <w:tabs>
+                <w:tab w:val="left" w:pos="360"/>
+              </w:tabs>
+              <w:jc w:val="both"/>
+              <w:rPr>
+                <w:bCs/>
+                <w:sz w:val="28"/>
+                <w:szCs w:val="28"/>
+              </w:rPr>
+            </w:pPr>
+            <w:r>
+              <w:rPr>
+                <w:b/>
+                <w:sz w:val="28"/>
+                <w:szCs w:val="28"/>
+              </w:rPr>
+              <w:t xml:space="preserve">Linha 4: </w:t>
+            </w:r>
+            <w:r>
+              <w:rPr>
+                <w:bCs/>
+                <w:sz w:val="28"/>
+                <w:szCs w:val="28"/>
+              </w:rPr>
+              <w:t>Dados inseridos são inválidos, exibindo a mensagem: ”Dados Inválidos”. Retornando para tela(</w:t>
+            </w:r>
+            <w:r>
+              <w:rPr>
+                <w:bCs/>
+                <w:color w:val="EE0000"/>
+                <w:sz w:val="28"/>
+                <w:szCs w:val="28"/>
+              </w:rPr>
+              <w:t>Tela_W24</w:t>
+            </w:r>
+            <w:r>
+              <w:rPr>
+                <w:bCs/>
+                <w:sz w:val="28"/>
+                <w:szCs w:val="28"/>
+              </w:rPr>
+              <w:t>)</w:t>
+            </w:r>
+          </w:p>
+          <w:p>
+            <w:pPr>
+              <w:tabs>
+                <w:tab w:val="left" w:pos="360"/>
+              </w:tabs>
+              <w:jc w:val="both"/>
+              <w:rPr>
+                <w:b/>
+                <w:sz w:val="28"/>
+                <w:szCs w:val="28"/>
+              </w:rPr>
+            </w:pPr>
+            <w:r>
+              <w:rPr>
+                <w:b/>
+                <w:sz w:val="28"/>
+                <w:szCs w:val="28"/>
+              </w:rPr>
+              <w:t>Linha 5:</w:t>
+            </w:r>
+            <w:r>
+              <w:rPr>
+                <w:bCs/>
+                <w:sz w:val="28"/>
+                <w:szCs w:val="28"/>
+              </w:rPr>
+              <w:t xml:space="preserve"> </w:t>
+            </w:r>
+            <w:r>
+              <w:rPr>
+                <w:bCs/>
+                <w:sz w:val="28"/>
+                <w:szCs w:val="28"/>
+              </w:rPr>
+              <w:t>Ocorre uma falha durante a</w:t>
+            </w:r>
+            <w:r>
+              <w:rPr>
+                <w:bCs/>
+                <w:sz w:val="28"/>
+                <w:szCs w:val="28"/>
+              </w:rPr>
+              <w:t xml:space="preserve"> inclusão </w:t>
+            </w:r>
+            <w:r>
+              <w:rPr>
+                <w:bCs/>
+                <w:sz w:val="28"/>
+                <w:szCs w:val="28"/>
+              </w:rPr>
+              <w:t>dos dados d</w:t>
+            </w:r>
+            <w:r>
+              <w:rPr>
+                <w:bCs/>
+                <w:sz w:val="28"/>
+                <w:szCs w:val="28"/>
+              </w:rPr>
+              <w:t>a categoria</w:t>
+            </w:r>
+            <w:r>
+              <w:rPr>
+                <w:bCs/>
+                <w:sz w:val="28"/>
+                <w:szCs w:val="28"/>
+              </w:rPr>
+              <w:t xml:space="preserve">, exibindo a mensagem “Não foi possível </w:t>
+            </w:r>
+            <w:r>
+              <w:rPr>
+                <w:bCs/>
+                <w:sz w:val="28"/>
+                <w:szCs w:val="28"/>
+              </w:rPr>
+              <w:t>incluir a categoria</w:t>
+            </w:r>
+            <w:r>
+              <w:rPr>
+                <w:bCs/>
+                <w:sz w:val="28"/>
+                <w:szCs w:val="28"/>
+              </w:rPr>
+              <w:t xml:space="preserve">, tente novamente!”. Retornando para tela </w:t>
+            </w:r>
+            <w:r>
+              <w:rPr>
+                <w:sz w:val="28"/>
+                <w:szCs w:val="28"/>
+              </w:rPr>
+              <w:t>(</w:t>
+            </w:r>
+            <w:r>
+              <w:rPr>
+                <w:color w:val="FF0000"/>
+                <w:sz w:val="28"/>
+                <w:szCs w:val="28"/>
+              </w:rPr>
+              <w:t>Tela_W2</w:t>
+            </w:r>
+            <w:r>
+              <w:rPr>
+                <w:color w:val="FF0000"/>
+                <w:sz w:val="28"/>
+                <w:szCs w:val="28"/>
+              </w:rPr>
+              <w:t>4</w:t>
+            </w:r>
+            <w:r>
+              <w:rPr>
+                <w:sz w:val="28"/>
+                <w:szCs w:val="28"/>
+              </w:rPr>
+              <w:t>).</w:t>
             </w:r>
           </w:p>
         </w:tc>
@@ -1176,7 +1370,6 @@
               <w:bottom w:val="single" w:sz="4" w:space="0" w:color="000000"/>
               <w:right w:val="single" w:sz="4" w:space="0" w:color="000000"/>
             </w:tcBorders>
-            <w:shd w:val="clear" w:color="auto" w:fill="auto"/>
           </w:tcPr>
           <w:p>
             <w:r>
@@ -1198,7 +1391,6 @@
               <w:bottom w:val="single" w:sz="4" w:space="0" w:color="000000"/>
               <w:right w:val="single" w:sz="4" w:space="0" w:color="000000"/>
             </w:tcBorders>
-            <w:shd w:val="clear" w:color="auto" w:fill="auto"/>
           </w:tcPr>
           <w:p>
             <w:r>
@@ -1225,7 +1417,6 @@
               <w:bottom w:val="single" w:sz="4" w:space="0" w:color="000000"/>
               <w:right w:val="single" w:sz="4" w:space="0" w:color="000000"/>
             </w:tcBorders>
-            <w:shd w:val="clear" w:color="auto" w:fill="auto"/>
           </w:tcPr>
           <w:p>
             <w:pPr>
@@ -1260,7 +1451,6 @@
               <w:bottom w:val="single" w:sz="4" w:space="0" w:color="000000"/>
               <w:right w:val="single" w:sz="4" w:space="0" w:color="000000"/>
             </w:tcBorders>
-            <w:shd w:val="clear" w:color="auto" w:fill="auto"/>
           </w:tcPr>
           <w:p>
             <w:pPr>
@@ -1377,7 +1567,6 @@
               <w:bottom w:val="single" w:sz="4" w:space="0" w:color="000000"/>
               <w:right w:val="single" w:sz="4" w:space="0" w:color="000000"/>
             </w:tcBorders>
-            <w:shd w:val="clear" w:color="auto" w:fill="auto"/>
           </w:tcPr>
           <w:p>
             <w:pPr>
@@ -1415,7 +1604,6 @@
               <w:bottom w:val="single" w:sz="4" w:space="0" w:color="000000"/>
               <w:right w:val="single" w:sz="4" w:space="0" w:color="000000"/>
             </w:tcBorders>
-            <w:shd w:val="clear" w:color="auto" w:fill="auto"/>
           </w:tcPr>
           <w:p>
             <w:pPr>
@@ -1473,8 +1661,6 @@
               </w:rPr>
               <w:t>.</w:t>
             </w:r>
-            <w:bookmarkStart w:id="6" w:name="_GoBack"/>
-            <w:bookmarkEnd w:id="6"/>
           </w:p>
           <w:p>
             <w:pPr>
@@ -1516,6 +1702,152 @@
                 <w:szCs w:val="28"/>
               </w:rPr>
               <w:t xml:space="preserve"> </w:t>
+            </w:r>
+          </w:p>
+        </w:tc>
+      </w:tr>
+      <w:tr>
+        <w:trPr>
+          <w:trHeight w:val="450"/>
+        </w:trPr>
+        <w:tc>
+          <w:tcPr>
+            <w:tcW w:w="10330" w:type="dxa"/>
+            <w:gridSpan w:val="2"/>
+            <w:tcBorders>
+              <w:top w:val="single" w:sz="4" w:space="0" w:color="000000"/>
+              <w:left w:val="single" w:sz="4" w:space="0" w:color="000000"/>
+              <w:bottom w:val="single" w:sz="4" w:space="0" w:color="000000"/>
+              <w:right w:val="single" w:sz="4" w:space="0" w:color="000000"/>
+            </w:tcBorders>
+          </w:tcPr>
+          <w:p>
+            <w:pPr>
+              <w:tabs>
+                <w:tab w:val="left" w:pos="360"/>
+              </w:tabs>
+              <w:jc w:val="center"/>
+              <w:rPr>
+                <w:b/>
+                <w:sz w:val="28"/>
+                <w:szCs w:val="28"/>
+              </w:rPr>
+            </w:pPr>
+            <w:r>
+              <w:rPr>
+                <w:b/>
+                <w:sz w:val="28"/>
+                <w:szCs w:val="28"/>
+              </w:rPr>
+              <w:t>Fluxo de Exceção</w:t>
+            </w:r>
+          </w:p>
+        </w:tc>
+      </w:tr>
+      <w:tr>
+        <w:trPr>
+          <w:trHeight w:val="450"/>
+        </w:trPr>
+        <w:tc>
+          <w:tcPr>
+            <w:tcW w:w="10330" w:type="dxa"/>
+            <w:gridSpan w:val="2"/>
+            <w:tcBorders>
+              <w:top w:val="single" w:sz="4" w:space="0" w:color="000000"/>
+              <w:left w:val="single" w:sz="4" w:space="0" w:color="000000"/>
+              <w:bottom w:val="single" w:sz="4" w:space="0" w:color="000000"/>
+              <w:right w:val="single" w:sz="4" w:space="0" w:color="000000"/>
+            </w:tcBorders>
+          </w:tcPr>
+          <w:p>
+            <w:pPr>
+              <w:tabs>
+                <w:tab w:val="left" w:pos="360"/>
+              </w:tabs>
+              <w:jc w:val="both"/>
+              <w:rPr>
+                <w:bCs/>
+                <w:sz w:val="28"/>
+                <w:szCs w:val="28"/>
+              </w:rPr>
+            </w:pPr>
+            <w:r>
+              <w:rPr>
+                <w:b/>
+                <w:sz w:val="28"/>
+                <w:szCs w:val="28"/>
+              </w:rPr>
+              <w:t xml:space="preserve">Linha 4: </w:t>
+            </w:r>
+            <w:r>
+              <w:rPr>
+                <w:bCs/>
+                <w:sz w:val="28"/>
+                <w:szCs w:val="28"/>
+              </w:rPr>
+              <w:t xml:space="preserve">Ocorre uma falha durante a exclusão </w:t>
+            </w:r>
+            <w:r>
+              <w:rPr>
+                <w:bCs/>
+                <w:sz w:val="28"/>
+                <w:szCs w:val="28"/>
+              </w:rPr>
+              <w:t>a categoria</w:t>
+            </w:r>
+            <w:r>
+              <w:rPr>
+                <w:bCs/>
+                <w:sz w:val="28"/>
+                <w:szCs w:val="28"/>
+              </w:rPr>
+              <w:t xml:space="preserve">, exibindo a mensagem “Não foi possível excluir </w:t>
+            </w:r>
+            <w:r>
+              <w:rPr>
+                <w:bCs/>
+                <w:sz w:val="28"/>
+                <w:szCs w:val="28"/>
+              </w:rPr>
+              <w:t>a categoria</w:t>
+            </w:r>
+            <w:r>
+              <w:rPr>
+                <w:bCs/>
+                <w:sz w:val="28"/>
+                <w:szCs w:val="28"/>
+              </w:rPr>
+              <w:t xml:space="preserve">, tente novamente!”. Retornando para tela </w:t>
+            </w:r>
+            <w:r>
+              <w:rPr>
+                <w:sz w:val="28"/>
+                <w:szCs w:val="28"/>
+              </w:rPr>
+              <w:t>(</w:t>
+            </w:r>
+            <w:r>
+              <w:rPr>
+                <w:color w:val="FF0000"/>
+                <w:sz w:val="28"/>
+                <w:szCs w:val="28"/>
+              </w:rPr>
+              <w:t>Tela_W2</w:t>
+            </w:r>
+            <w:r>
+              <w:rPr>
+                <w:color w:val="FF0000"/>
+                <w:sz w:val="28"/>
+                <w:szCs w:val="28"/>
+              </w:rPr>
+              <w:t>3</w:t>
+            </w:r>
+            <w:r>
+              <w:rPr>
+                <w:sz w:val="28"/>
+                <w:szCs w:val="28"/>
+              </w:rPr>
+              <w:t>).</w:t>
             </w:r>
           </w:p>
         </w:tc>
@@ -1548,7 +1880,6 @@
               <w:bottom w:val="single" w:sz="4" w:space="0" w:color="000000"/>
               <w:right w:val="single" w:sz="4" w:space="0" w:color="000000"/>
             </w:tcBorders>
-            <w:shd w:val="clear" w:color="auto" w:fill="auto"/>
           </w:tcPr>
           <w:p>
             <w:pPr>
@@ -1575,7 +1906,6 @@
               <w:bottom w:val="single" w:sz="4" w:space="0" w:color="000000"/>
               <w:right w:val="single" w:sz="4" w:space="0" w:color="000000"/>
             </w:tcBorders>
-            <w:shd w:val="clear" w:color="auto" w:fill="auto"/>
           </w:tcPr>
           <w:p>
             <w:pPr>
@@ -1595,7 +1925,6 @@
               <w:bottom w:val="single" w:sz="4" w:space="0" w:color="000000"/>
               <w:right w:val="single" w:sz="4" w:space="0" w:color="000000"/>
             </w:tcBorders>
-            <w:shd w:val="clear" w:color="auto" w:fill="auto"/>
           </w:tcPr>
           <w:p>
             <w:pPr>
@@ -1615,7 +1944,6 @@
               <w:bottom w:val="single" w:sz="4" w:space="0" w:color="000000"/>
               <w:right w:val="single" w:sz="4" w:space="0" w:color="000000"/>
             </w:tcBorders>
-            <w:shd w:val="clear" w:color="auto" w:fill="auto"/>
           </w:tcPr>
           <w:p>
             <w:pPr>
@@ -1637,7 +1965,6 @@
               <w:bottom w:val="single" w:sz="4" w:space="0" w:color="000000"/>
               <w:right w:val="single" w:sz="4" w:space="0" w:color="000000"/>
             </w:tcBorders>
-            <w:shd w:val="clear" w:color="auto" w:fill="auto"/>
           </w:tcPr>
           <w:p>
             <w:pPr>
@@ -1657,7 +1984,6 @@
               <w:bottom w:val="single" w:sz="4" w:space="0" w:color="000000"/>
               <w:right w:val="single" w:sz="4" w:space="0" w:color="000000"/>
             </w:tcBorders>
-            <w:shd w:val="clear" w:color="auto" w:fill="auto"/>
           </w:tcPr>
           <w:p>
             <w:pPr>
@@ -1677,7 +2003,6 @@
               <w:bottom w:val="single" w:sz="4" w:space="0" w:color="000000"/>
               <w:right w:val="single" w:sz="4" w:space="0" w:color="000000"/>
             </w:tcBorders>
-            <w:shd w:val="clear" w:color="auto" w:fill="auto"/>
           </w:tcPr>
           <w:p>
             <w:pPr>
@@ -1704,7 +2029,6 @@
               <w:bottom w:val="single" w:sz="4" w:space="0" w:color="000000"/>
               <w:right w:val="single" w:sz="4" w:space="0" w:color="000000"/>
             </w:tcBorders>
-            <w:shd w:val="clear" w:color="auto" w:fill="auto"/>
           </w:tcPr>
           <w:p>
             <w:pPr>
@@ -1724,7 +2048,6 @@
               <w:bottom w:val="single" w:sz="4" w:space="0" w:color="000000"/>
               <w:right w:val="single" w:sz="4" w:space="0" w:color="000000"/>
             </w:tcBorders>
-            <w:shd w:val="clear" w:color="auto" w:fill="auto"/>
           </w:tcPr>
           <w:p>
             <w:pPr>
@@ -1744,7 +2067,6 @@
               <w:bottom w:val="single" w:sz="4" w:space="0" w:color="000000"/>
               <w:right w:val="single" w:sz="4" w:space="0" w:color="000000"/>
             </w:tcBorders>
-            <w:shd w:val="clear" w:color="auto" w:fill="auto"/>
           </w:tcPr>
           <w:p>
             <w:pPr>
@@ -1752,6 +2074,65 @@
             </w:pPr>
             <w:r>
               <w:t>Correção de Caso de Uso</w:t>
+            </w:r>
+          </w:p>
+        </w:tc>
+      </w:tr>
+      <w:tr>
+        <w:tc>
+          <w:tcPr>
+            <w:tcW w:w="2628" w:type="dxa"/>
+            <w:tcBorders>
+              <w:top w:val="single" w:sz="4" w:space="0" w:color="000000"/>
+              <w:left w:val="single" w:sz="4" w:space="0" w:color="000000"/>
+              <w:bottom w:val="single" w:sz="4" w:space="0" w:color="000000"/>
+              <w:right w:val="single" w:sz="4" w:space="0" w:color="000000"/>
+            </w:tcBorders>
+          </w:tcPr>
+          <w:p>
+            <w:pPr>
+              <w:jc w:val="center"/>
+            </w:pPr>
+            <w:r>
+              <w:t>07/11/2025</w:t>
+            </w:r>
+          </w:p>
+        </w:tc>
+        <w:tc>
+          <w:tcPr>
+            <w:tcW w:w="1800" w:type="dxa"/>
+            <w:tcBorders>
+              <w:top w:val="single" w:sz="4" w:space="0" w:color="000000"/>
+              <w:left w:val="single" w:sz="4" w:space="0" w:color="000000"/>
+              <w:bottom w:val="single" w:sz="4" w:space="0" w:color="000000"/>
+              <w:right w:val="single" w:sz="4" w:space="0" w:color="000000"/>
+            </w:tcBorders>
+          </w:tcPr>
+          <w:p>
+            <w:pPr>
+              <w:jc w:val="center"/>
+            </w:pPr>
+            <w:r>
+              <w:t>Paulo Henrique</w:t>
+            </w:r>
+          </w:p>
+        </w:tc>
+        <w:tc>
+          <w:tcPr>
+            <w:tcW w:w="6120" w:type="dxa"/>
+            <w:tcBorders>
+              <w:top w:val="single" w:sz="4" w:space="0" w:color="000000"/>
+              <w:left w:val="single" w:sz="4" w:space="0" w:color="000000"/>
+              <w:bottom w:val="single" w:sz="4" w:space="0" w:color="000000"/>
+              <w:right w:val="single" w:sz="4" w:space="0" w:color="000000"/>
+            </w:tcBorders>
+          </w:tcPr>
+          <w:p>
+            <w:pPr>
+              <w:jc w:val="center"/>
+            </w:pPr>
+            <w:r>
+              <w:t>Correção dos Fluxos</w:t>
             </w:r>
           </w:p>
         </w:tc>
@@ -1769,7 +2150,7 @@
 </file>
 
 <file path=word/numbering.xml><?xml version="1.0" encoding="utf-8"?>
-<w:numbering xmlns:wpc="http://schemas.microsoft.com/office/word/2010/wordprocessingCanvas" xmlns:cx="http://schemas.microsoft.com/office/drawing/2014/chartex" xmlns:cx1="http://schemas.microsoft.com/office/drawing/2015/9/8/chartex" xmlns:cx2="http://schemas.microsoft.com/office/drawing/2015/10/21/chartex" xmlns:cx3="http://schemas.microsoft.com/office/drawing/2016/5/9/chartex" xmlns:cx4="http://schemas.microsoft.com/office/drawing/2016/5/10/chartex" xmlns:cx5="http://schemas.microsoft.com/office/drawing/2016/5/11/chartex" xmlns:cx6="http://schemas.microsoft.com/office/drawing/2016/5/12/chartex" xmlns:cx7="http://schemas.microsoft.com/office/drawing/2016/5/13/chartex" xmlns:cx8="http://schemas.microsoft.com/office/drawing/2016/5/14/chartex" xmlns:mc="http://schemas.openxmlformats.org/markup-compatibility/2006" xmlns:aink="http://schemas.microsoft.com/office/drawing/2016/ink" xmlns:am3d="http://schemas.microsoft.com/office/drawing/2017/model3d" xmlns:o="urn:schemas-microsoft-com:office:office" xmlns:r="http://schemas.openxmlformats.org/officeDocument/2006/relationships" xmlns:m="http://schemas.openxmlformats.org/officeDocument/2006/math" xmlns:v="urn:schemas-microsoft-com:vml" xmlns:wp14="http://schemas.microsoft.com/office/word/2010/wordprocessingDrawing" xmlns:wp="http://schemas.openxmlformats.org/drawingml/2006/wordprocessingDrawing" xmlns:w10="urn:schemas-microsoft-com:office:word" xmlns:w="http://schemas.openxmlformats.org/wordprocessingml/2006/main" xmlns:w14="http://schemas.microsoft.com/office/word/2010/wordml" xmlns:w15="http://schemas.microsoft.com/office/word/2012/wordml" xmlns:w16cex="http://schemas.microsoft.com/office/word/2018/wordml/cex" xmlns:w16cid="http://schemas.microsoft.com/office/word/2016/wordml/cid" xmlns:w16="http://schemas.microsoft.com/office/word/2018/wordml" xmlns:w16se="http://schemas.microsoft.com/office/word/2015/wordml/symex" xmlns:wpg="http://schemas.microsoft.com/office/word/2010/wordprocessingGroup" xmlns:wpi="http://schemas.microsoft.com/office/word/2010/wordprocessingInk" xmlns:wne="http://schemas.microsoft.com/office/word/2006/wordml" xmlns:wps="http://schemas.microsoft.com/office/word/2010/wordprocessingShape" mc:Ignorable="w14 w15 w16se w16cid w16 w16cex wp14">
+<w:numbering xmlns:wpc="http://schemas.microsoft.com/office/word/2010/wordprocessingCanvas" xmlns:cx="http://schemas.microsoft.com/office/drawing/2014/chartex" xmlns:cx1="http://schemas.microsoft.com/office/drawing/2015/9/8/chartex" xmlns:cx2="http://schemas.microsoft.com/office/drawing/2015/10/21/chartex" xmlns:cx3="http://schemas.microsoft.com/office/drawing/2016/5/9/chartex" xmlns:cx4="http://schemas.microsoft.com/office/drawing/2016/5/10/chartex" xmlns:cx5="http://schemas.microsoft.com/office/drawing/2016/5/11/chartex" xmlns:cx6="http://schemas.microsoft.com/office/drawing/2016/5/12/chartex" xmlns:cx7="http://schemas.microsoft.com/office/drawing/2016/5/13/chartex" xmlns:cx8="http://schemas.microsoft.com/office/drawing/2016/5/14/chartex" xmlns:mc="http://schemas.openxmlformats.org/markup-compatibility/2006" xmlns:aink="http://schemas.microsoft.com/office/drawing/2016/ink" xmlns:am3d="http://schemas.microsoft.com/office/drawing/2017/model3d" xmlns:o="urn:schemas-microsoft-com:office:office" xmlns:oel="http://schemas.microsoft.com/office/2019/extlst" xmlns:r="http://schemas.openxmlformats.org/officeDocument/2006/relationships" xmlns:m="http://schemas.openxmlformats.org/officeDocument/2006/math" xmlns:v="urn:schemas-microsoft-com:vml" xmlns:wp14="http://schemas.microsoft.com/office/word/2010/wordprocessingDrawing" xmlns:wp="http://schemas.openxmlformats.org/drawingml/2006/wordprocessingDrawing" xmlns:w10="urn:schemas-microsoft-com:office:word" xmlns:w="http://schemas.openxmlformats.org/wordprocessingml/2006/main" xmlns:w14="http://schemas.microsoft.com/office/word/2010/wordml" xmlns:w15="http://schemas.microsoft.com/office/word/2012/wordml" xmlns:w16cex="http://schemas.microsoft.com/office/word/2018/wordml/cex" xmlns:w16cid="http://schemas.microsoft.com/office/word/2016/wordml/cid" xmlns:w16="http://schemas.microsoft.com/office/word/2018/wordml" xmlns:w16du="http://schemas.microsoft.com/office/word/2023/wordml/word16du" xmlns:w16sdtdh="http://schemas.microsoft.com/office/word/2020/wordml/sdtdatahash" xmlns:w16sdtfl="http://schemas.microsoft.com/office/word/2024/wordml/sdtformatlock" xmlns:w16se="http://schemas.microsoft.com/office/word/2015/wordml/symex" xmlns:wpg="http://schemas.microsoft.com/office/word/2010/wordprocessingGroup" xmlns:wpi="http://schemas.microsoft.com/office/word/2010/wordprocessingInk" xmlns:wne="http://schemas.microsoft.com/office/word/2006/wordml" xmlns:wps="http://schemas.microsoft.com/office/word/2010/wordprocessingShape" mc:Ignorable="w14 w15 w16se w16cid w16 w16cex w16sdtdh w16sdtfl w16du wp14">
   <w:abstractNum w:abstractNumId="0" w15:restartNumberingAfterBreak="0">
     <w:nsid w:val="0CB353F5"/>
     <w:multiLevelType w:val="multilevel"/>
@@ -2109,20 +2490,20 @@
       </w:rPr>
     </w:lvl>
   </w:abstractNum>
-  <w:num w:numId="1">
+  <w:num w:numId="1" w16cid:durableId="1919704607">
     <w:abstractNumId w:val="2"/>
   </w:num>
-  <w:num w:numId="2">
+  <w:num w:numId="2" w16cid:durableId="1541166824">
     <w:abstractNumId w:val="0"/>
   </w:num>
-  <w:num w:numId="3">
+  <w:num w:numId="3" w16cid:durableId="14356915">
     <w:abstractNumId w:val="1"/>
   </w:num>
 </w:numbering>
 </file>
 
 <file path=word/styles.xml><?xml version="1.0" encoding="utf-8"?>
-<w:styles xmlns:mc="http://schemas.openxmlformats.org/markup-compatibility/2006" xmlns:r="http://schemas.openxmlformats.org/officeDocument/2006/relationships" xmlns:w="http://schemas.openxmlformats.org/wordprocessingml/2006/main" xmlns:w14="http://schemas.microsoft.com/office/word/2010/wordml" xmlns:w15="http://schemas.microsoft.com/office/word/2012/wordml" xmlns:w16cex="http://schemas.microsoft.com/office/word/2018/wordml/cex" xmlns:w16cid="http://schemas.microsoft.com/office/word/2016/wordml/cid" xmlns:w16="http://schemas.microsoft.com/office/word/2018/wordml" xmlns:w16se="http://schemas.microsoft.com/office/word/2015/wordml/symex" mc:Ignorable="w14 w15 w16se w16cid w16 w16cex">
+<w:styles xmlns:mc="http://schemas.openxmlformats.org/markup-compatibility/2006" xmlns:r="http://schemas.openxmlformats.org/officeDocument/2006/relationships" xmlns:w="http://schemas.openxmlformats.org/wordprocessingml/2006/main" xmlns:w14="http://schemas.microsoft.com/office/word/2010/wordml" xmlns:w15="http://schemas.microsoft.com/office/word/2012/wordml" xmlns:w16cex="http://schemas.microsoft.com/office/word/2018/wordml/cex" xmlns:w16cid="http://schemas.microsoft.com/office/word/2016/wordml/cid" xmlns:w16="http://schemas.microsoft.com/office/word/2018/wordml" xmlns:w16du="http://schemas.microsoft.com/office/word/2023/wordml/word16du" xmlns:w16sdtdh="http://schemas.microsoft.com/office/word/2020/wordml/sdtdatahash" xmlns:w16sdtfl="http://schemas.microsoft.com/office/word/2024/wordml/sdtformatlock" xmlns:w16se="http://schemas.microsoft.com/office/word/2015/wordml/symex" mc:Ignorable="w14 w15 w16se w16cid w16 w16cex w16sdtdh w16sdtfl w16du">
   <w:docDefaults>
     <w:rPrDefault>
       <w:rPr>
